--- a/templates/ocean-legal-template.docx
+++ b/templates/ocean-legal-template.docx
@@ -67,11 +67,11 @@
       <w:pStyle w:val="OceanFooter"/>
     </w:pPr>
     <w:r>
-      <w:t>OCN-XXX-0000 · v1.0</w:t>
+      <w:t>OCN-XXX-0000 · v1.0 · Confidential · Draft · Do not use</w:t>
       <w:tab/>
       <w:t>Page X of Y</w:t>
       <w:tab/>
-      <w:t>Confidential</w:t>
+      <w:t>Initials ____</w:t>
     </w:r>
   </w:p>
 </w:ftr>
@@ -84,11 +84,11 @@
       <w:pStyle w:val="OceanFooter"/>
     </w:pPr>
     <w:r>
-      <w:t>OCN-XXX-0000 · v1.0</w:t>
+      <w:t>OCN-XXX-0000 · v1.0 · Confidential · Draft · Do not use</w:t>
       <w:tab/>
       <w:t>Page X of Y</w:t>
       <w:tab/>
-      <w:t>Confidential</w:t>
+      <w:t>Initials ____</w:t>
     </w:r>
   </w:p>
 </w:ftr>
